--- a/ttum/dist/TTUM_Generator_PRD.docx
+++ b/ttum/dist/TTUM_Generator_PRD.docx
@@ -3617,6 +3617,19 @@
       <w:r>
         <w:rPr>
           <w:rFonts w:ascii="Calibri" w:cs="Calibri" w:eastAsia="Calibri" w:hAnsi="Calibri"/>
+          <w:b w:val="false"/>
+          <w:bCs w:val="false"/>
+          <w:i w:val="false"/>
+          <w:iCs w:val="false"/>
+          <w:color w:val="42505F"/>
+          <w:sz w:val="21"/>
+          <w:szCs w:val="21"/>
+        </w:rPr>
+        <w:t xml:space="preserve">A file is generated for today by default, and for any other day by switching the dashboard off today and entering a date. </w:t>
+      </w:r>
+      <w:r>
+        <w:rPr>
+          <w:rFonts w:ascii="Calibri" w:cs="Calibri" w:eastAsia="Calibri" w:hAnsi="Calibri"/>
           <w:b/>
           <w:bCs/>
           <w:i w:val="false"/>
@@ -5616,7 +5629,95 @@
                 <w:sz w:val="20"/>
                 <w:szCs w:val="20"/>
               </w:rPr>
-              <w:t xml:space="preserve">The value date defaults to the system date and accepts any date typed over it. The file-name date follows at a configurable offset and is itself editable. Both are visible before generation.</w:t>
+              <w:t xml:space="preserve">A file can be generated for today or for any other day. A switch chooses between the system date and an explicitly entered one, so choosing a date never destroys the today setting and returning to today is one click. A Generate for Another Date action asks for the date and generates in one step. The file-name date follows at a configurable offset. The value date is shown with its weekday before generation.</w:t>
+            </w:r>
+          </w:p>
+        </w:tc>
+      </w:tr>
+      <w:tr>
+        <w:tc>
+          <w:tcPr>
+            <w:tcW w:type="dxa" w:w="1100"/>
+            <w:tcBorders>
+              <w:top w:val="single" w:color="DBE1E9" w:sz="4"/>
+              <w:left w:val="none" w:color="FFFFFF" w:sz="0"/>
+              <w:bottom w:val="single" w:color="DBE1E9" w:sz="4"/>
+              <w:right w:val="none" w:color="FFFFFF" w:sz="0"/>
+            </w:tcBorders>
+            <w:tcMar>
+              <w:top w:type="dxa" w:w="110"/>
+              <w:left w:type="dxa" w:w="0"/>
+              <w:bottom w:type="dxa" w:w="110"/>
+              <w:right w:type="dxa" w:w="110"/>
+            </w:tcMar>
+          </w:tcPr>
+          <w:p>
+            <w:pPr>
+              <w:spacing w:after="0"/>
+            </w:pPr>
+            <w:r>
+              <w:rPr>
+                <w:rFonts w:ascii="Consolas" w:cs="Consolas" w:eastAsia="Consolas" w:hAnsi="Consolas"/>
+                <w:b/>
+                <w:bCs/>
+                <w:color w:val="1F3355"/>
+                <w:sz w:val="17"/>
+                <w:szCs w:val="17"/>
+              </w:rPr>
+              <w:t xml:space="preserve">FR-1b</w:t>
+            </w:r>
+          </w:p>
+        </w:tc>
+        <w:tc>
+          <w:tcPr>
+            <w:tcW w:type="dxa" w:w="8260"/>
+            <w:tcBorders>
+              <w:top w:val="single" w:color="DBE1E9" w:sz="4"/>
+              <w:left w:val="none" w:color="FFFFFF" w:sz="0"/>
+              <w:bottom w:val="single" w:color="DBE1E9" w:sz="4"/>
+              <w:right w:val="none" w:color="FFFFFF" w:sz="0"/>
+            </w:tcBorders>
+            <w:tcMar>
+              <w:top w:type="dxa" w:w="110"/>
+              <w:left w:type="dxa" w:w="0"/>
+              <w:bottom w:type="dxa" w:w="110"/>
+              <w:right w:type="dxa" w:w="110"/>
+            </w:tcMar>
+          </w:tcPr>
+          <w:p>
+            <w:pPr>
+              <w:spacing w:after="50"/>
+            </w:pPr>
+            <w:r>
+              <w:rPr>
+                <w:rFonts w:ascii="Calibri" w:cs="Calibri" w:eastAsia="Calibri" w:hAnsi="Calibri"/>
+                <w:b/>
+                <w:bCs/>
+                <w:i w:val="false"/>
+                <w:iCs w:val="false"/>
+                <w:color w:val="16212E"/>
+                <w:sz w:val="21"/>
+                <w:szCs w:val="21"/>
+              </w:rPr>
+              <w:t xml:space="preserve">Guard against a misdated file</w:t>
+            </w:r>
+          </w:p>
+          <w:p>
+            <w:pPr>
+              <w:spacing w:after="0" w:line="264"/>
+            </w:pPr>
+            <w:r>
+              <w:rPr>
+                <w:rFonts w:ascii="Calibri" w:cs="Calibri" w:eastAsia="Calibri" w:hAnsi="Calibri"/>
+                <w:b w:val="false"/>
+                <w:bCs w:val="false"/>
+                <w:i w:val="false"/>
+                <w:iCs w:val="false"/>
+                <w:color w:val="42505F"/>
+                <w:sz w:val="20"/>
+                <w:szCs w:val="20"/>
+              </w:rPr>
+              <w:t xml:space="preserve">A value date in the future, or more than thirty days in the past, is confirmed before generation. Both are legitimate but usually a typo, and a misdated settlement file is expensive to unwind.</w:t>
             </w:r>
           </w:p>
         </w:tc>
@@ -8863,7 +8964,7 @@
           <w:sz w:val="21"/>
           <w:szCs w:val="21"/>
         </w:rPr>
-        <w:t xml:space="preserve"> if it is not today.</w:t>
+        <w:t xml:space="preserve"> if it is not today — the switch on the dashboard, or the Generate for Another Date action, which asks for the date and generates in one step.</w:t>
       </w:r>
     </w:p>
     <w:p>
